--- a/Quanta, Actually - SERIES/QED Course/chapters/Lesson 32 Why Particles Become Fields.docx
+++ b/Quanta, Actually - SERIES/QED Course/chapters/Lesson 32 Why Particles Become Fields.docx
@@ -17,7 +17,7 @@
         <w:jc w:val="center"/>
       </w:pPr>
       <w:r>
-        <w:t>Lesson 32 of the Complete Quantum Electrodynamics Course</w:t>
+        <w:t>Lesson 32 of Quantum, Actually, Volume 2: A QED Course</w:t>
       </w:r>
     </w:p>
     <w:p>
@@ -235,7 +235,16 @@
           </w:tcPr>
           <w:p>
             <w:r>
-              <w:t>λ_C = 1/m</w:t>
+              <w:t>λ</w:t>
+            </w:r>
+            <w:r>
+              <w:rPr>
+                <w:vertAlign w:val="subscript"/>
+              </w:rPr>
+              <w:t>C</w:t>
+            </w:r>
+            <w:r>
+              <w:t xml:space="preserve"> = 1/m</w:t>
             </w:r>
           </w:p>
         </w:tc>
@@ -309,7 +318,22 @@
           </w:tcPr>
           <w:p>
             <w:r>
-              <w:t>a_k, a_k†</w:t>
+              <w:t>a</w:t>
+            </w:r>
+            <w:r>
+              <w:rPr>
+                <w:vertAlign w:val="subscript"/>
+              </w:rPr>
+              <w:t>k</w:t>
+            </w:r>
+            <w:r>
+              <w:t>, a</w:t>
+            </w:r>
+            <w:r>
+              <w:rPr>
+                <w:vertAlign w:val="subscript"/>
+              </w:rPr>
+              <w:t>k†</w:t>
             </w:r>
           </w:p>
         </w:tc>
@@ -346,7 +370,16 @@
           </w:tcPr>
           <w:p>
             <w:r>
-              <w:t>|0⟩, |n_k⟩</w:t>
+              <w:t>|0⟩, |n</w:t>
+            </w:r>
+            <w:r>
+              <w:rPr>
+                <w:vertAlign w:val="subscript"/>
+              </w:rPr>
+              <w:t>k</w:t>
+            </w:r>
+            <w:r>
+              <w:t>⟩</w:t>
             </w:r>
           </w:p>
         </w:tc>
@@ -400,7 +433,25 @@
           </w:tcPr>
           <w:p>
             <w:r>
-              <w:t>Amplitude ∫d³p/((2π)³2E_p) e^(−ip·(x−y)) for propagation from y to x</w:t>
+              <w:t>Amplitude ∫d³p/((2π)³2E</w:t>
+            </w:r>
+            <w:r>
+              <w:rPr>
+                <w:vertAlign w:val="subscript"/>
+              </w:rPr>
+              <w:t>p</w:t>
+            </w:r>
+            <w:r>
+              <w:t>) e</w:t>
+            </w:r>
+            <w:r>
+              <w:rPr>
+                <w:vertAlign w:val="superscript"/>
+              </w:rPr>
+              <w:t>−ip·(x−y)</w:t>
+            </w:r>
+            <w:r>
+              <w:t xml:space="preserve"> for propagation from y to x</w:t>
             </w:r>
           </w:p>
         </w:tc>
@@ -498,7 +549,16 @@
     </w:p>
     <w:p>
       <w:r>
-        <w:t>A particle localized to a region of size Δx has, by the uncertainty relation of Lesson 13, a spread of momentum Δp ≳ 1/(2Δx), and hence an energy uncertainty of order 1/Δx once the particle is relativistic. Suppose one tries to confine an electron to a region smaller than its Compton wavelength λ_C = 1/m. Then the energy involved is of order m or more, and if it reaches 2m, enough energy is available to create an electron-positron pair (Lesson 23, Section 4.2). At that point the system no longer contains one particle, and a description in which the wave function ψ(x) is the amplitude for one particle at x has lost its meaning.</w:t>
+        <w:t>A particle localized to a region of size Δx has, by the uncertainty relation of Lesson 13, a spread of momentum Δp ≳ 1/(2Δx), and hence an energy uncertainty of order 1/Δx once the particle is relativistic. Suppose one tries to confine an electron to a region smaller than its Compton wavelength λ</w:t>
+      </w:r>
+      <w:r>
+        <w:rPr>
+          <w:vertAlign w:val="subscript"/>
+        </w:rPr>
+        <w:t>C</w:t>
+      </w:r>
+      <w:r>
+        <w:t xml:space="preserve"> = 1/m. Then the energy involved is of order m or more, and if it reaches 2m, enough energy is available to create an electron-positron pair (Lesson 23, Section 4.2). At that point the system no longer contains one particle, and a description in which the wave function ψ(x) is the amplitude for one particle at x has lost its meaning.</w:t>
       </w:r>
     </w:p>
     <w:p>
@@ -512,7 +572,34 @@
     </w:p>
     <w:p>
       <w:r>
-        <w:t>Find the Compton wavelength of the electron. In natural units λ_C = 1/m, and converting with ℏc = 197.3 MeV fm (Lesson 3, Section 6.2), λ_C = 197.3 MeV fm/0.511 MeV = 386 fm, as found in Lesson 3, Worked example 5. Localizing an electron to Δx = λ_C/4 ≈ 97 fm would involve energies of order 1/Δx = 4m, more than the 2m needed to create a pair. The single-particle description therefore fails at distances below a few hundred femtometers for an electron, a scale far smaller than an atom (about 5 × 10⁴ fm) but not inaccessible to modern experiments.</w:t>
+        <w:t>Find the Compton wavelength of the electron. In natural units λ</w:t>
+      </w:r>
+      <w:r>
+        <w:rPr>
+          <w:vertAlign w:val="subscript"/>
+        </w:rPr>
+        <w:t>C</w:t>
+      </w:r>
+      <w:r>
+        <w:t xml:space="preserve"> = 1/m, and converting with ℏc = 197.3 MeV fm (Lesson 3, Section 6.2), λ</w:t>
+      </w:r>
+      <w:r>
+        <w:rPr>
+          <w:vertAlign w:val="subscript"/>
+        </w:rPr>
+        <w:t>C</w:t>
+      </w:r>
+      <w:r>
+        <w:t xml:space="preserve"> = 197.3 MeV fm/0.511 MeV = 386 fm, as found in Lesson 3, Worked example 5. Localizing an electron to Δx = λ</w:t>
+      </w:r>
+      <w:r>
+        <w:rPr>
+          <w:vertAlign w:val="subscript"/>
+        </w:rPr>
+        <w:t>C</w:t>
+      </w:r>
+      <w:r>
+        <w:t>/4 ≈ 97 fm would involve energies of order 1/Δx = 4m, more than the 2m needed to create a pair. The single-particle description therefore fails at distances below a few hundred femtometers for an electron, a scale far smaller than an atom (about 5 × 10⁴ fm) but not inaccessible to modern experiments.</w:t>
       </w:r>
     </w:p>
     <w:p>
@@ -538,7 +625,16 @@
     </w:p>
     <w:p>
       <w:r>
-        <w:t>Real processes change the number of particles. An electron and positron annihilate into two photons; an excited atom emits a photon and drops to a lower state; a photon converts into a pair in the field of a nucleus. In the quantum mechanics of Part II the number of particles is fixed: the wave function ψ(x₁, …, x_N) has a definite N, and the Schrödinger equation preserves it. Such a theory cannot describe any of these processes. The Dirac equation of Part III does not help, since it is still a wave equation for a fixed number of particles, and the antiparticle reinterpretation of Lesson 23 was explicitly acknowledged there to be informal because it needed a framework that changes particle number.</w:t>
+        <w:t>Real processes change the number of particles. An electron and positron annihilate into two photons; an excited atom emits a photon and drops to a lower state; a photon converts into a pair in the field of a nucleus. In the quantum mechanics of Part II the number of particles is fixed: the wave function ψ(x₁, …, x</w:t>
+      </w:r>
+      <w:r>
+        <w:rPr>
+          <w:vertAlign w:val="subscript"/>
+        </w:rPr>
+        <w:t>N</w:t>
+      </w:r>
+      <w:r>
+        <w:t>) has a definite N, and the Schrödinger equation preserves it. Such a theory cannot describe any of these processes. The Dirac equation of Part III does not help, since it is still a wave equation for a fixed number of particles, and the antiparticle reinterpretation of Lesson 23 was explicitly acknowledged there to be informal because it needed a framework that changes particle number.</w:t>
       </w:r>
     </w:p>
     <w:p>
@@ -803,7 +899,25 @@
     </w:p>
     <w:p>
       <w:r>
-        <w:t>The ratio (n + 1) : n is exactly what is needed for thermal equilibrium (Exercise 16). For a two-level atom in equilibrium with radiation at temperature T, the upward and downward rates must balance, N₂(n̄ + 1) = N₁n̄, so that N₂/N₁ = n̄/(n̄ + 1). With the mean number of quanta in the Planck distribution, n̄ = 1/(e^(ω/T) − 1), this ratio is e^(−ω/T), the Boltzmann factor. If there were no spontaneous term, the ratio would be 1, and the atoms could not reach the correct thermal populations. That thermodynamics demands spontaneous emission is the argument Einstein made, and it shows that the quantization of the field is required for consistency, independently of any relativistic considerations.</w:t>
+        <w:t>The ratio (n + 1) : n is exactly what is needed for thermal equilibrium (Exercise 16). For a two-level atom in equilibrium with radiation at temperature T, the upward and downward rates must balance, N₂(n̄ + 1) = N₁n̄, so that N₂/N₁ = n̄/(n̄ + 1). With the mean number of quanta in the Planck distribution, n̄ = 1/(e</w:t>
+      </w:r>
+      <w:r>
+        <w:rPr>
+          <w:vertAlign w:val="superscript"/>
+        </w:rPr>
+        <w:t>ω/T</w:t>
+      </w:r>
+      <w:r>
+        <w:t xml:space="preserve"> − 1), this ratio is e</w:t>
+      </w:r>
+      <w:r>
+        <w:rPr>
+          <w:vertAlign w:val="superscript"/>
+        </w:rPr>
+        <w:t>−ω/T</w:t>
+      </w:r>
+      <w:r>
+        <w:t>, the Boltzmann factor. If there were no spontaneous term, the ratio would be 1, and the atoms could not reach the correct thermal populations. That thermodynamics demands spontaneous emission is the argument Einstein made, and it shows that the quantization of the field is required for consistency, independently of any relativistic considerations.</w:t>
       </w:r>
     </w:p>
     <w:p>
@@ -824,7 +938,16 @@
     </w:p>
     <w:p>
       <w:r>
-        <w:t>Consider a relativistic particle described by a single-particle wave function with positive energy E_p = √(p² + m²). Its amplitude to propagate from the point y at time 0 to the point x at time t, with the covariant normalization of Lesson 18, is</w:t>
+        <w:t>Consider a relativistic particle described by a single-particle wave function with positive energy E</w:t>
+      </w:r>
+      <w:r>
+        <w:rPr>
+          <w:vertAlign w:val="subscript"/>
+        </w:rPr>
+        <w:t>p</w:t>
+      </w:r>
+      <w:r>
+        <w:t xml:space="preserve"> = √(p² + m²). Its amplitude to propagate from the point y at time 0 to the point x at time t, with the covariant normalization of Lesson 18, is</w:t>
       </w:r>
     </w:p>
     <w:p>
@@ -1038,7 +1161,16 @@
     </w:p>
     <w:p>
       <w:r>
-        <w:t>For small mr, K₁(z) ≈ 1/z, and D → 1/(4π²r²); for large mr, D falls like e^(−mr). The amplitude is nonzero at every r, including distances at which the two points are separated by a spacelike interval. A particle that could be found at y at t = 0 has a nonzero amplitude to be found, at the same time, at a distant point x. Propagation over a spacelike interval would mean a signal faster than light, so causality appears to be violated.</w:t>
+        <w:t>For small mr, K₁(z) ≈ 1/z, and D → 1/(4π²r²); for large mr, D falls like e</w:t>
+      </w:r>
+      <w:r>
+        <w:rPr>
+          <w:vertAlign w:val="superscript"/>
+        </w:rPr>
+        <w:t>−mr</w:t>
+      </w:r>
+      <w:r>
+        <w:t>. The amplitude is nonzero at every r, including distances at which the two points are separated by a spacelike interval. A particle that could be found at y at t = 0 has a nonzero amplitude to be found, at the same time, at a distant point x. Propagation over a spacelike interval would mean a signal faster than light, so causality appears to be violated.</w:t>
       </w:r>
     </w:p>
     <w:p>
@@ -1052,7 +1184,34 @@
     </w:p>
     <w:p>
       <w:r>
-        <w:t>Check the massless limit of D(0, r). For m = 0, D(0, r) = ∫d³p e^(ip·r)/((2π)³2p). Performing the angular integral, ∫d³p e^(ip·r)/p = 4π∫₀^∞ p² dp (sin pr/pr)/p = (4π/r)∫₀^∞ sin(pr)dp, and with a convergence factor e^(−εp) the integral is r/(r² + ε²) → 1/r. So D(0, r) = (1/(2(2π)³))(4π/r)(1/r) = 1/(4π²r²), in agreement with the small-mr limit of the Bessel form.</w:t>
+        <w:t>Check the massless limit of D(0, r). For m = 0, D(0, r) = ∫d³p e</w:t>
+      </w:r>
+      <w:r>
+        <w:rPr>
+          <w:vertAlign w:val="superscript"/>
+        </w:rPr>
+        <w:t>ip·r</w:t>
+      </w:r>
+      <w:r>
+        <w:t>/((2π)³2p). Performing the angular integral, ∫d³p e</w:t>
+      </w:r>
+      <w:r>
+        <w:rPr>
+          <w:vertAlign w:val="superscript"/>
+        </w:rPr>
+        <w:t>ip·r</w:t>
+      </w:r>
+      <w:r>
+        <w:t>/p = 4π∫₀^∞ p² dp (sin pr/pr)/p = (4π/r)∫₀^∞ sin(pr)dp, and with a convergence factor e</w:t>
+      </w:r>
+      <w:r>
+        <w:rPr>
+          <w:vertAlign w:val="superscript"/>
+        </w:rPr>
+        <w:t>−εp</w:t>
+      </w:r>
+      <w:r>
+        <w:t xml:space="preserve"> the integral is r/(r² + ε²) → 1/r. So D(0, r) = (1/(2(2π)³))(4π/r)(1/r) = 1/(4π²r²), in agreement with the small-mr limit of the Bessel form.</w:t>
       </w:r>
     </w:p>
     <w:p>
@@ -1346,7 +1505,25 @@
         </w:numPr>
       </w:pPr>
       <w:r>
-        <w:t>Expand the field in modes, each an oscillator (Lesson 25, Section 4), and identify the ladder operators a_k and a_k† of each mode (Lesson 34). The Hamiltonian becomes a sum of oscillator Hamiltonians.</w:t>
+        <w:t>Expand the field in modes, each an oscillator (Lesson 25, Section 4), and identify the ladder operators a</w:t>
+      </w:r>
+      <w:r>
+        <w:rPr>
+          <w:vertAlign w:val="subscript"/>
+        </w:rPr>
+        <w:t>k</w:t>
+      </w:r>
+      <w:r>
+        <w:t xml:space="preserve"> and a</w:t>
+      </w:r>
+      <w:r>
+        <w:rPr>
+          <w:vertAlign w:val="subscript"/>
+        </w:rPr>
+        <w:t>k†</w:t>
+      </w:r>
+      <w:r>
+        <w:t xml:space="preserve"> of each mode (Lesson 34). The Hamiltonian becomes a sum of oscillator Hamiltonians.</w:t>
       </w:r>
     </w:p>
     <w:p>
@@ -1358,7 +1535,34 @@
         </w:numPr>
       </w:pPr>
       <w:r>
-        <w:t>Construct the space of states by acting with the creation operators on the vacuum, the state annihilated by all the a_k (Lesson 35). A state with n_k quanta in each mode k is a state of Σn_k particles.</w:t>
+        <w:t>Construct the space of states by acting with the creation operators on the vacuum, the state annihilated by all the a</w:t>
+      </w:r>
+      <w:r>
+        <w:rPr>
+          <w:vertAlign w:val="subscript"/>
+        </w:rPr>
+        <w:t>k</w:t>
+      </w:r>
+      <w:r>
+        <w:t xml:space="preserve"> (Lesson 35). A state with n</w:t>
+      </w:r>
+      <w:r>
+        <w:rPr>
+          <w:vertAlign w:val="subscript"/>
+        </w:rPr>
+        <w:t>k</w:t>
+      </w:r>
+      <w:r>
+        <w:t xml:space="preserve"> quanta in each mode k is a state of Σn</w:t>
+      </w:r>
+      <w:r>
+        <w:rPr>
+          <w:vertAlign w:val="subscript"/>
+        </w:rPr>
+        <w:t>k</w:t>
+      </w:r>
+      <w:r>
+        <w:t xml:space="preserve"> particles.</w:t>
       </w:r>
     </w:p>
     <w:p>
@@ -1555,7 +1759,43 @@
           </w:tcPr>
           <w:p>
             <w:r>
-              <w:t>Σ_k ω_k(a_k†a_k + 1/2)</w:t>
+              <w:t>Σ</w:t>
+            </w:r>
+            <w:r>
+              <w:rPr>
+                <w:vertAlign w:val="subscript"/>
+              </w:rPr>
+              <w:t>k</w:t>
+            </w:r>
+            <w:r>
+              <w:t xml:space="preserve"> ω</w:t>
+            </w:r>
+            <w:r>
+              <w:rPr>
+                <w:vertAlign w:val="subscript"/>
+              </w:rPr>
+              <w:t>k</w:t>
+            </w:r>
+            <w:r>
+              <w:t>(a</w:t>
+            </w:r>
+            <w:r>
+              <w:rPr>
+                <w:vertAlign w:val="subscript"/>
+              </w:rPr>
+              <w:t>k†</w:t>
+            </w:r>
+            <w:r>
+              <w:t>a</w:t>
+            </w:r>
+            <w:r>
+              <w:rPr>
+                <w:vertAlign w:val="subscript"/>
+              </w:rPr>
+              <w:t>k</w:t>
+            </w:r>
+            <w:r>
+              <w:t xml:space="preserve"> + 1/2)</w:t>
             </w:r>
           </w:p>
         </w:tc>
@@ -1608,7 +1848,49 @@
           </w:tcPr>
           <w:p>
             <w:r>
-              <w:t>a_k, a_k† with [a_k, a_k′†] = δ_(kk′)</w:t>
+              <w:t>a</w:t>
+            </w:r>
+            <w:r>
+              <w:rPr>
+                <w:vertAlign w:val="subscript"/>
+              </w:rPr>
+              <w:t>k</w:t>
+            </w:r>
+            <w:r>
+              <w:t>, a</w:t>
+            </w:r>
+            <w:r>
+              <w:rPr>
+                <w:vertAlign w:val="subscript"/>
+              </w:rPr>
+              <w:t>k†</w:t>
+            </w:r>
+            <w:r>
+              <w:t xml:space="preserve"> with [a</w:t>
+            </w:r>
+            <w:r>
+              <w:rPr>
+                <w:vertAlign w:val="subscript"/>
+              </w:rPr>
+              <w:t>k</w:t>
+            </w:r>
+            <w:r>
+              <w:t>, a</w:t>
+            </w:r>
+            <w:r>
+              <w:rPr>
+                <w:vertAlign w:val="subscript"/>
+              </w:rPr>
+              <w:t>k′†</w:t>
+            </w:r>
+            <w:r>
+              <w:t>] = δ</w:t>
+            </w:r>
+            <w:r>
+              <w:rPr>
+                <w:vertAlign w:val="subscript"/>
+              </w:rPr>
+              <w:t>kk′</w:t>
             </w:r>
           </w:p>
         </w:tc>
@@ -1664,7 +1946,25 @@
           </w:tcPr>
           <w:p>
             <w:r>
-              <w:t>|{n_k}⟩ with n_k quanta in mode k</w:t>
+              <w:t>|{n</w:t>
+            </w:r>
+            <w:r>
+              <w:rPr>
+                <w:vertAlign w:val="subscript"/>
+              </w:rPr>
+              <w:t>k</w:t>
+            </w:r>
+            <w:r>
+              <w:t>}⟩ with n</w:t>
+            </w:r>
+            <w:r>
+              <w:rPr>
+                <w:vertAlign w:val="subscript"/>
+              </w:rPr>
+              <w:t>k</w:t>
+            </w:r>
+            <w:r>
+              <w:t xml:space="preserve"> quanta in mode k</w:t>
             </w:r>
           </w:p>
         </w:tc>
@@ -1717,7 +2017,34 @@
           </w:tcPr>
           <w:p>
             <w:r>
-              <w:t>Σ_k ω_k(n_k + 1/2)</w:t>
+              <w:t>Σ</w:t>
+            </w:r>
+            <w:r>
+              <w:rPr>
+                <w:vertAlign w:val="subscript"/>
+              </w:rPr>
+              <w:t>k</w:t>
+            </w:r>
+            <w:r>
+              <w:t xml:space="preserve"> ω</w:t>
+            </w:r>
+            <w:r>
+              <w:rPr>
+                <w:vertAlign w:val="subscript"/>
+              </w:rPr>
+              <w:t>k</w:t>
+            </w:r>
+            <w:r>
+              <w:t>(n</w:t>
+            </w:r>
+            <w:r>
+              <w:rPr>
+                <w:vertAlign w:val="subscript"/>
+              </w:rPr>
+              <w:t>k</w:t>
+            </w:r>
+            <w:r>
+              <w:t xml:space="preserve"> + 1/2)</w:t>
             </w:r>
           </w:p>
         </w:tc>
@@ -1773,7 +2100,16 @@
           </w:tcPr>
           <w:p>
             <w:r>
-              <w:t>A particle of momentum k and energy ω_k = √(k² + m²)</w:t>
+              <w:t>A particle of momentum k and energy ω</w:t>
+            </w:r>
+            <w:r>
+              <w:rPr>
+                <w:vertAlign w:val="subscript"/>
+              </w:rPr>
+              <w:t>k</w:t>
+            </w:r>
+            <w:r>
+              <w:t xml:space="preserve"> = √(k² + m²)</w:t>
             </w:r>
           </w:p>
         </w:tc>
@@ -1812,7 +2148,34 @@
     </w:p>
     <w:p>
       <w:r>
-        <w:t>The first is the infinite zero-point energy. Each oscillator has ground-state energy ω_k/2, and there are infinitely many oscillators, so the vacuum energy Σ_k ω_k/2 is infinite (Exercise 5). This is dealt with in Lesson 35 by normal ordering, which drops a constant that does not affect energy differences, though the question of its physical meaning returns in more advanced treatments of gravity.</w:t>
+        <w:t>The first is the infinite zero-point energy. Each oscillator has ground-state energy ω</w:t>
+      </w:r>
+      <w:r>
+        <w:rPr>
+          <w:vertAlign w:val="subscript"/>
+        </w:rPr>
+        <w:t>k</w:t>
+      </w:r>
+      <w:r>
+        <w:t>/2, and there are infinitely many oscillators, so the vacuum energy Σ</w:t>
+      </w:r>
+      <w:r>
+        <w:rPr>
+          <w:vertAlign w:val="subscript"/>
+        </w:rPr>
+        <w:t>k</w:t>
+      </w:r>
+      <w:r>
+        <w:t xml:space="preserve"> ω</w:t>
+      </w:r>
+      <w:r>
+        <w:rPr>
+          <w:vertAlign w:val="subscript"/>
+        </w:rPr>
+        <w:t>k</w:t>
+      </w:r>
+      <w:r>
+        <w:t>/2 is infinite (Exercise 5). This is dealt with in Lesson 35 by normal ordering, which drops a constant that does not affect energy differences, though the question of its physical meaning returns in more advanced treatments of gravity.</w:t>
       </w:r>
     </w:p>
     <w:p>
@@ -2432,7 +2795,13 @@
           </w:tcPr>
           <w:p>
             <w:r>
-              <w:t>Compute the Compton wavelength ℏ/(mc) of the electron and of the muon (mc² = 105.66 MeV) using ℏc = 197.3 MeV fm.</w:t>
+              <w:rPr>
+                <w:b/>
+              </w:rPr>
+              <w:t>Core.</w:t>
+            </w:r>
+            <w:r>
+              <w:t xml:space="preserve"> Compute the Compton wavelength ℏ/(mc) of the electron and of the muon (mc² = 105.66 MeV) using ℏc = 197.3 MeV fm.</w:t>
             </w:r>
           </w:p>
         </w:tc>
@@ -2470,7 +2839,22 @@
           </w:tcPr>
           <w:p>
             <w:r>
-              <w:t>Estimate the energy involved in localizing an electron to Δx = λ_C/4 using ΔE ~ 1/Δx, and compare with the pair-creation threshold 2m.</w:t>
+              <w:rPr>
+                <w:b/>
+              </w:rPr>
+              <w:t>Core.</w:t>
+            </w:r>
+            <w:r>
+              <w:t xml:space="preserve"> Estimate the energy involved in localizing an electron to Δx = λ</w:t>
+            </w:r>
+            <w:r>
+              <w:rPr>
+                <w:vertAlign w:val="subscript"/>
+              </w:rPr>
+              <w:t>C</w:t>
+            </w:r>
+            <w:r>
+              <w:t>/4 using ΔE ~ 1/Δx, and compare with the pair-creation threshold 2m.</w:t>
             </w:r>
           </w:p>
         </w:tc>
@@ -2506,7 +2890,31 @@
           </w:tcPr>
           <w:p>
             <w:r>
-              <w:t>Verify D(0, r) → 1/(4π²r²) for m = 0 by performing the angular integral of ∫d³p e^(ip·r)/((2π)³2p) with a convergence factor e^(−εp).</w:t>
+              <w:rPr>
+                <w:b/>
+              </w:rPr>
+              <w:t>Extension.</w:t>
+            </w:r>
+            <w:r>
+              <w:t xml:space="preserve"> Verify D(0, r) → 1/(4π²r²) for m = 0 by performing the angular integral of ∫d³p e</w:t>
+            </w:r>
+            <w:r>
+              <w:rPr>
+                <w:vertAlign w:val="superscript"/>
+              </w:rPr>
+              <w:t>ip·r</w:t>
+            </w:r>
+            <w:r>
+              <w:t>/((2π)³2p) with a convergence factor e</w:t>
+            </w:r>
+            <w:r>
+              <w:rPr>
+                <w:vertAlign w:val="superscript"/>
+              </w:rPr>
+              <w:t>−εp</w:t>
+            </w:r>
+            <w:r>
+              <w:t>.</w:t>
             </w:r>
           </w:p>
         </w:tc>
@@ -2544,7 +2952,13 @@
           </w:tcPr>
           <w:p>
             <w:r>
-              <w:t>Using a†|n⟩ = √(n+1)|n+1⟩ and a|n⟩ = √n|n−1⟩, compute the ratio of the emission probability to the absorption probability for a mode with n quanta, and evaluate it for n = 0, 1, 10.</w:t>
+              <w:rPr>
+                <w:b/>
+              </w:rPr>
+              <w:t>Core.</w:t>
+            </w:r>
+            <w:r>
+              <w:t xml:space="preserve"> Using a†|n⟩ = √(n+1)|n+1⟩ and a|n⟩ = √n|n−1⟩, compute the ratio of the emission probability to the absorption probability for a mode with n quanta, and evaluate it for n = 0, 1, 10.</w:t>
             </w:r>
           </w:p>
         </w:tc>
@@ -2580,7 +2994,13 @@
           </w:tcPr>
           <w:p>
             <w:r>
-              <w:t>Estimate the zero-point energy density of a massless field with a momentum cutoff Λ by evaluating ∫d³k/(2π)³ (1/2)k up to |k| = Λ, and show that it scales as Λ⁴.</w:t>
+              <w:rPr>
+                <w:b/>
+              </w:rPr>
+              <w:t>Core.</w:t>
+            </w:r>
+            <w:r>
+              <w:t xml:space="preserve"> Estimate the zero-point energy density of a massless field with a momentum cutoff Λ by evaluating ∫d³k/(2π)³ (1/2)k up to |k| = Λ, and show that it scales as Λ⁴.</w:t>
             </w:r>
           </w:p>
         </w:tc>
@@ -2618,7 +3038,49 @@
           </w:tcPr>
           <w:p>
             <w:r>
-              <w:t>Complete the dictionary of Section 5.2 for the number operator: write N = a†a for one oscillator and N = Σ_k a_k†a_k for the field, and state its eigenvalue on |{n_k}⟩.</w:t>
+              <w:rPr>
+                <w:b/>
+              </w:rPr>
+              <w:t>Core.</w:t>
+            </w:r>
+            <w:r>
+              <w:t xml:space="preserve"> Complete the dictionary of Section 5.2 for the number operator: write N = a†a for one oscillator and N = Σ</w:t>
+            </w:r>
+            <w:r>
+              <w:rPr>
+                <w:vertAlign w:val="subscript"/>
+              </w:rPr>
+              <w:t>k</w:t>
+            </w:r>
+            <w:r>
+              <w:t xml:space="preserve"> a</w:t>
+            </w:r>
+            <w:r>
+              <w:rPr>
+                <w:vertAlign w:val="subscript"/>
+              </w:rPr>
+              <w:t>k†</w:t>
+            </w:r>
+            <w:r>
+              <w:t>a</w:t>
+            </w:r>
+            <w:r>
+              <w:rPr>
+                <w:vertAlign w:val="subscript"/>
+              </w:rPr>
+              <w:t>k</w:t>
+            </w:r>
+            <w:r>
+              <w:t xml:space="preserve"> for the field, and state its eigenvalue on |{n</w:t>
+            </w:r>
+            <w:r>
+              <w:rPr>
+                <w:vertAlign w:val="subscript"/>
+              </w:rPr>
+              <w:t>k</w:t>
+            </w:r>
+            <w:r>
+              <w:t>}⟩.</w:t>
             </w:r>
           </w:p>
         </w:tc>
@@ -2654,7 +3116,40 @@
           </w:tcPr>
           <w:p>
             <w:r>
-              <w:t>Show that a state with a single quantum of momentum k, energy ω_k = √(k² + m²), satisfies E² − |k|² = m², and that a state with two quanta of momenta k₁ and k₂ has energy ω_(k₁) + ω_(k₂).</w:t>
+              <w:rPr>
+                <w:b/>
+              </w:rPr>
+              <w:t>Extension.</w:t>
+            </w:r>
+            <w:r>
+              <w:t xml:space="preserve"> Show that a state with a single quantum of momentum k, energy ω</w:t>
+            </w:r>
+            <w:r>
+              <w:rPr>
+                <w:vertAlign w:val="subscript"/>
+              </w:rPr>
+              <w:t>k</w:t>
+            </w:r>
+            <w:r>
+              <w:t xml:space="preserve"> = √(k² + m²), satisfies E² − |k|² = m², and that a state with two quanta of momenta k₁ and k₂ has energy ω</w:t>
+            </w:r>
+            <w:r>
+              <w:rPr>
+                <w:vertAlign w:val="subscript"/>
+              </w:rPr>
+              <w:t>k₁</w:t>
+            </w:r>
+            <w:r>
+              <w:t xml:space="preserve"> + ω</w:t>
+            </w:r>
+            <w:r>
+              <w:rPr>
+                <w:vertAlign w:val="subscript"/>
+              </w:rPr>
+              <w:t>k₂</w:t>
+            </w:r>
+            <w:r>
+              <w:t>.</w:t>
             </w:r>
           </w:p>
         </w:tc>
@@ -2692,7 +3187,13 @@
           </w:tcPr>
           <w:p>
             <w:r>
-              <w:t>Explain qualitatively why the Klein paradox appears only for V₀ &gt; E + m, referring to the negative-energy states of Lesson 20 and the pair-creation threshold.</w:t>
+              <w:rPr>
+                <w:b/>
+              </w:rPr>
+              <w:t>Extension.</w:t>
+            </w:r>
+            <w:r>
+              <w:t xml:space="preserve"> Explain qualitatively why the Klein paradox appears only for V₀ &gt; E + m, referring to the negative-energy states of Lesson 20 and the pair-creation threshold.</w:t>
             </w:r>
           </w:p>
         </w:tc>
@@ -2728,7 +3229,13 @@
           </w:tcPr>
           <w:p>
             <w:r>
-              <w:t>Explain why the identity of all electrons is natural in field theory but must be assumed in single-particle quantum mechanics.</w:t>
+              <w:rPr>
+                <w:b/>
+              </w:rPr>
+              <w:t>Extension.</w:t>
+            </w:r>
+            <w:r>
+              <w:t xml:space="preserve"> Explain why the identity of all electrons is natural in field theory but must be assumed in single-particle quantum mechanics.</w:t>
             </w:r>
           </w:p>
         </w:tc>
@@ -2766,7 +3273,13 @@
           </w:tcPr>
           <w:p>
             <w:r>
-              <w:t>Show that the number of modes with wave number less than K in a volume V is VK³/(6π²), and interpret it as the number of oscillators with frequency below K for a massless field.</w:t>
+              <w:rPr>
+                <w:b/>
+              </w:rPr>
+              <w:t>Core.</w:t>
+            </w:r>
+            <w:r>
+              <w:t xml:space="preserve"> Show that the number of modes with wave number less than K in a volume V is VK³/(6π²), and interpret it as the number of oscillators with frequency below K for a massless field.</w:t>
             </w:r>
           </w:p>
         </w:tc>
@@ -2802,7 +3315,13 @@
           </w:tcPr>
           <w:p>
             <w:r>
-              <w:t>For two events with Δt = 1 and Δx = 2 (c = 1), find the boost velocity for which they are simultaneous, and verify the invariance of the interval for v = 0.8.</w:t>
+              <w:rPr>
+                <w:b/>
+              </w:rPr>
+              <w:t>Core.</w:t>
+            </w:r>
+            <w:r>
+              <w:t xml:space="preserve"> For two events with Δt = 1 and Δx = 2 (c = 1), find the boost velocity for which they are simultaneous, and verify the invariance of the interval for v = 0.8.</w:t>
             </w:r>
           </w:p>
         </w:tc>
@@ -2840,7 +3359,13 @@
           </w:tcPr>
           <w:p>
             <w:r>
-              <w:t>Show that D(0, x − y) = D(0, y − x), so that the equal-time commutator [φ̂(x), φ̂(y)] = D(x − y) − D(y − x) vanishes even though D itself does not.</w:t>
+              <w:rPr>
+                <w:b/>
+              </w:rPr>
+              <w:t>Extension.</w:t>
+            </w:r>
+            <w:r>
+              <w:t xml:space="preserve"> Show that D(0, x − y) = D(0, y − x), so that the equal-time commutator [φ̂(x), φ̂(y)] = D(x − y) − D(y − x) vanishes even though D itself does not.</w:t>
             </w:r>
           </w:p>
         </w:tc>
@@ -2876,7 +3401,31 @@
           </w:tcPr>
           <w:p>
             <w:r>
-              <w:t>Show that D(x − y) = ∫d³p/((2π)³2E_p) e^(−ip·(x−y)) has mass dimension 2 in natural units.</w:t>
+              <w:rPr>
+                <w:b/>
+              </w:rPr>
+              <w:t>Core.</w:t>
+            </w:r>
+            <w:r>
+              <w:t xml:space="preserve"> Show that D(x − y) = ∫d³p/((2π)³2E</w:t>
+            </w:r>
+            <w:r>
+              <w:rPr>
+                <w:vertAlign w:val="subscript"/>
+              </w:rPr>
+              <w:t>p</w:t>
+            </w:r>
+            <w:r>
+              <w:t>) e</w:t>
+            </w:r>
+            <w:r>
+              <w:rPr>
+                <w:vertAlign w:val="superscript"/>
+              </w:rPr>
+              <w:t>−ip·(x−y)</w:t>
+            </w:r>
+            <w:r>
+              <w:t xml:space="preserve"> has mass dimension 2 in natural units.</w:t>
             </w:r>
           </w:p>
         </w:tc>
@@ -2914,7 +3463,13 @@
           </w:tcPr>
           <w:p>
             <w:r>
-              <w:t>From the classical mode energy H = ω|a|² of Lesson 25, Section 4.4, argue that a mode in a state with n quanta corresponds to |a|² = n and that the amplitude of the classical field grows as √n.</w:t>
+              <w:rPr>
+                <w:b/>
+              </w:rPr>
+              <w:t>Extension.</w:t>
+            </w:r>
+            <w:r>
+              <w:t xml:space="preserve"> From the classical mode energy H = ω|a|² of Lesson 25, Section 4.4, argue that a mode in a state with n quanta corresponds to |a|² = n and that the amplitude of the classical field grows as √n.</w:t>
             </w:r>
           </w:p>
         </w:tc>
@@ -2950,7 +3505,13 @@
           </w:tcPr>
           <w:p>
             <w:r>
-              <w:t>Explain in a short paragraph the difference between the position operator x̂ of single-particle quantum mechanics and the position label x of a field.</w:t>
+              <w:rPr>
+                <w:b/>
+              </w:rPr>
+              <w:t>Extension.</w:t>
+            </w:r>
+            <w:r>
+              <w:t xml:space="preserve"> Explain in a short paragraph the difference between the position operator x̂ of single-particle quantum mechanics and the position label x of a field.</w:t>
             </w:r>
           </w:p>
         </w:tc>
@@ -2988,7 +3549,31 @@
           </w:tcPr>
           <w:p>
             <w:r>
-              <w:t>Challenge: for a two-level atom in equilibrium with radiation of mean occupation n̄ = 1/(e^(ω/T) − 1), use emission rate ∝ n̄ + 1 and absorption rate ∝ n̄ to show N₂/N₁ = e^(−ω/T), and show that omitting the spontaneous term would give N₂ = N₁ at all temperatures.</w:t>
+              <w:rPr>
+                <w:b/>
+              </w:rPr>
+              <w:t>Challenge.</w:t>
+            </w:r>
+            <w:r>
+              <w:t xml:space="preserve"> For a two-level atom in equilibrium with radiation of mean occupation n̄ = 1/(e</w:t>
+            </w:r>
+            <w:r>
+              <w:rPr>
+                <w:vertAlign w:val="superscript"/>
+              </w:rPr>
+              <w:t>ω/T</w:t>
+            </w:r>
+            <w:r>
+              <w:t xml:space="preserve"> − 1), use emission rate ∝ n̄ + 1 and absorption rate ∝ n̄ to show N₂/N₁ = e</w:t>
+            </w:r>
+            <w:r>
+              <w:rPr>
+                <w:vertAlign w:val="superscript"/>
+              </w:rPr>
+              <w:t>−ω/T</w:t>
+            </w:r>
+            <w:r>
+              <w:t>, and show that omitting the spontaneous term would give N₂ = N₁ at all temperatures.</w:t>
             </w:r>
           </w:p>
         </w:tc>
@@ -3005,6 +3590,14 @@
     <w:p>
       <w:r>
         <w:rPr>
+          <w:i/>
+        </w:rPr>
+        <w:t>Attempt each exercise before reading its solution. If you are stuck, read only the first sentence of the solution, then try again.</w:t>
+      </w:r>
+    </w:p>
+    <w:p>
+      <w:r>
+        <w:rPr>
           <w:b/>
         </w:rPr>
         <w:t>1.</w:t>
@@ -3013,7 +3606,25 @@
         <w:t xml:space="preserve"> </w:t>
       </w:r>
       <w:r>
-        <w:t>Electron: λ_C = 197.3 MeV fm/0.511 MeV = 386 fm. Muon: λ_C = 197.3 MeV fm/105.66 MeV = 1.87 fm.</w:t>
+        <w:t>Electron: λ</w:t>
+      </w:r>
+      <w:r>
+        <w:rPr>
+          <w:vertAlign w:val="subscript"/>
+        </w:rPr>
+        <w:t>C</w:t>
+      </w:r>
+      <w:r>
+        <w:t xml:space="preserve"> = 197.3 MeV fm/0.511 MeV = 386 fm. Muon: λ</w:t>
+      </w:r>
+      <w:r>
+        <w:rPr>
+          <w:vertAlign w:val="subscript"/>
+        </w:rPr>
+        <w:t>C</w:t>
+      </w:r>
+      <w:r>
+        <w:t xml:space="preserve"> = 197.3 MeV fm/105.66 MeV = 1.87 fm.</w:t>
       </w:r>
     </w:p>
     <w:p>
@@ -3027,7 +3638,16 @@
         <w:t xml:space="preserve"> </w:t>
       </w:r>
       <w:r>
-        <w:t>Δx = λ_C/4 = 1/(4m), so ΔE ~ 1/Δx = 4m. This exceeds the pair-creation threshold 2m, so enough energy is available to create an electron-positron pair, and the one-particle description breaks down.</w:t>
+        <w:t>Δx = λ</w:t>
+      </w:r>
+      <w:r>
+        <w:rPr>
+          <w:vertAlign w:val="subscript"/>
+        </w:rPr>
+        <w:t>C</w:t>
+      </w:r>
+      <w:r>
+        <w:t>/4 = 1/(4m), so ΔE ~ 1/Δx = 4m. This exceeds the pair-creation threshold 2m, so enough energy is available to create an electron-positron pair, and the one-particle description breaks down.</w:t>
       </w:r>
     </w:p>
     <w:p>
@@ -3041,7 +3661,52 @@
         <w:t xml:space="preserve"> </w:t>
       </w:r>
       <w:r>
-        <w:t>For m = 0, D(0, r) = (1/2)(2π)⁻³∫d³p e^(ip·r)/p. Using the angular integral ∫dΩ e^(ip·r) = 4π sin(pr)/(pr), ∫d³p e^(ip·r)/p = 4π∫₀^∞ p²dp[sin(pr)/(pr)]/p = (4π/r)∫₀^∞ sin(pr)dp. With the factor e^(−εp), ∫₀^∞ sin(pr)e^(−εp)dp = r/(r² + ε²), which tends to 1/r as ε → 0. So D(0, r) = (1/2)(2π)⁻³(4π/r)(1/r) = 4π/(16π³r²) = 1/(4π²r²).</w:t>
+        <w:t>For m = 0, D(0, r) = (1/2)(2π)⁻³∫d³p e</w:t>
+      </w:r>
+      <w:r>
+        <w:rPr>
+          <w:vertAlign w:val="superscript"/>
+        </w:rPr>
+        <w:t>ip·r</w:t>
+      </w:r>
+      <w:r>
+        <w:t>/p. Using the angular integral ∫dΩ e</w:t>
+      </w:r>
+      <w:r>
+        <w:rPr>
+          <w:vertAlign w:val="superscript"/>
+        </w:rPr>
+        <w:t>ip·r</w:t>
+      </w:r>
+      <w:r>
+        <w:t xml:space="preserve"> = 4π sin(pr)/(pr), ∫d³p e</w:t>
+      </w:r>
+      <w:r>
+        <w:rPr>
+          <w:vertAlign w:val="superscript"/>
+        </w:rPr>
+        <w:t>ip·r</w:t>
+      </w:r>
+      <w:r>
+        <w:t>/p = 4π∫₀^∞ p²dp[sin(pr)/(pr)]/p = (4π/r)∫₀^∞ sin(pr)dp. With the factor e</w:t>
+      </w:r>
+      <w:r>
+        <w:rPr>
+          <w:vertAlign w:val="superscript"/>
+        </w:rPr>
+        <w:t>−εp</w:t>
+      </w:r>
+      <w:r>
+        <w:t>, ∫₀^∞ sin(pr)e</w:t>
+      </w:r>
+      <w:r>
+        <w:rPr>
+          <w:vertAlign w:val="superscript"/>
+        </w:rPr>
+        <w:t>−εp</w:t>
+      </w:r>
+      <w:r>
+        <w:t>dp = r/(r² + ε²), which tends to 1/r as ε → 0. So D(0, r) = (1/2)(2π)⁻³(4π/r)(1/r) = 4π/(16π³r²) = 1/(4π²r²).</w:t>
       </w:r>
     </w:p>
     <w:p>
@@ -3069,7 +3734,25 @@
         <w:t xml:space="preserve"> </w:t>
       </w:r>
       <w:r>
-        <w:t>The energy density is ρ_vac = ∫d³k/(2π)³ (1/2)k = (4π/(2π)³)(1/2)∫₀^Λ k³dk = (1/(4π²))(Λ⁴/4) = Λ⁴/(16π²). It grows as Λ⁴ and diverges as the cutoff is removed.</w:t>
+        <w:t>The energy density is ρ</w:t>
+      </w:r>
+      <w:r>
+        <w:rPr>
+          <w:vertAlign w:val="subscript"/>
+        </w:rPr>
+        <w:t>v</w:t>
+      </w:r>
+      <w:r>
+        <w:t>ac = ∫d³k/(2π)³ (1/2)k = (4π/(2π)³)(1/2)∫₀</w:t>
+      </w:r>
+      <w:r>
+        <w:rPr>
+          <w:vertAlign w:val="superscript"/>
+        </w:rPr>
+        <w:t>Λ</w:t>
+      </w:r>
+      <w:r>
+        <w:t xml:space="preserve"> k³dk = (1/(4π²))(Λ⁴/4) = Λ⁴/(16π²). It grows as Λ⁴ and diverges as the cutoff is removed.</w:t>
       </w:r>
     </w:p>
     <w:p>
@@ -3083,7 +3766,70 @@
         <w:t xml:space="preserve"> </w:t>
       </w:r>
       <w:r>
-        <w:t>For one oscillator, N = a†a, with N|n⟩ = n|n⟩. For the field, N = Σ_k a_k†a_k, and N|{n_k}⟩ = (Σ_k n_k)|{n_k}⟩, the total number of quanta. (Zero-point energy does not appear in N.)</w:t>
+        <w:t>For one oscillator, N = a†a, with N|n⟩ = n|n⟩. For the field, N = Σ</w:t>
+      </w:r>
+      <w:r>
+        <w:rPr>
+          <w:vertAlign w:val="subscript"/>
+        </w:rPr>
+        <w:t>k</w:t>
+      </w:r>
+      <w:r>
+        <w:t xml:space="preserve"> a</w:t>
+      </w:r>
+      <w:r>
+        <w:rPr>
+          <w:vertAlign w:val="subscript"/>
+        </w:rPr>
+        <w:t>k†</w:t>
+      </w:r>
+      <w:r>
+        <w:t>a</w:t>
+      </w:r>
+      <w:r>
+        <w:rPr>
+          <w:vertAlign w:val="subscript"/>
+        </w:rPr>
+        <w:t>k</w:t>
+      </w:r>
+      <w:r>
+        <w:t>, and N|{n</w:t>
+      </w:r>
+      <w:r>
+        <w:rPr>
+          <w:vertAlign w:val="subscript"/>
+        </w:rPr>
+        <w:t>k</w:t>
+      </w:r>
+      <w:r>
+        <w:t>}⟩ = (Σ</w:t>
+      </w:r>
+      <w:r>
+        <w:rPr>
+          <w:vertAlign w:val="subscript"/>
+        </w:rPr>
+        <w:t>k</w:t>
+      </w:r>
+      <w:r>
+        <w:t xml:space="preserve"> n</w:t>
+      </w:r>
+      <w:r>
+        <w:rPr>
+          <w:vertAlign w:val="subscript"/>
+        </w:rPr>
+        <w:t>k</w:t>
+      </w:r>
+      <w:r>
+        <w:t>)|{n</w:t>
+      </w:r>
+      <w:r>
+        <w:rPr>
+          <w:vertAlign w:val="subscript"/>
+        </w:rPr>
+        <w:t>k</w:t>
+      </w:r>
+      <w:r>
+        <w:t>}⟩, the total number of quanta. (Zero-point energy does not appear in N.)</w:t>
       </w:r>
     </w:p>
     <w:p>
@@ -3097,7 +3843,61 @@
         <w:t xml:space="preserve"> </w:t>
       </w:r>
       <w:r>
-        <w:t>A single quantum of momentum k has E = ω_k = √(|k|² + m²), so E² − |k|² = m². For two quanta with momenta k₁ and k₂, the energy is the sum of the oscillator energies, ω_(k₁) + ω_(k₂) (omitting the zero-point energy), since the Hamiltonian Σω_k(a_k†a_k + 1/2) is diagonal in the occupation numbers; the invariant mass of the pair is then (ω₁ + ω₂)² − |k₁ + k₂|².</w:t>
+        <w:t>A single quantum of momentum k has E = ω</w:t>
+      </w:r>
+      <w:r>
+        <w:rPr>
+          <w:vertAlign w:val="subscript"/>
+        </w:rPr>
+        <w:t>k</w:t>
+      </w:r>
+      <w:r>
+        <w:t xml:space="preserve"> = √(|k|² + m²), so E² − |k|² = m². For two quanta with momenta k₁ and k₂, the energy is the sum of the oscillator energies, ω</w:t>
+      </w:r>
+      <w:r>
+        <w:rPr>
+          <w:vertAlign w:val="subscript"/>
+        </w:rPr>
+        <w:t>k₁</w:t>
+      </w:r>
+      <w:r>
+        <w:t xml:space="preserve"> + ω</w:t>
+      </w:r>
+      <w:r>
+        <w:rPr>
+          <w:vertAlign w:val="subscript"/>
+        </w:rPr>
+        <w:t>k₂</w:t>
+      </w:r>
+      <w:r>
+        <w:t xml:space="preserve"> (omitting the zero-point energy), since the Hamiltonian Σω</w:t>
+      </w:r>
+      <w:r>
+        <w:rPr>
+          <w:vertAlign w:val="subscript"/>
+        </w:rPr>
+        <w:t>k</w:t>
+      </w:r>
+      <w:r>
+        <w:t>(a</w:t>
+      </w:r>
+      <w:r>
+        <w:rPr>
+          <w:vertAlign w:val="subscript"/>
+        </w:rPr>
+        <w:t>k†</w:t>
+      </w:r>
+      <w:r>
+        <w:t>a</w:t>
+      </w:r>
+      <w:r>
+        <w:rPr>
+          <w:vertAlign w:val="subscript"/>
+        </w:rPr>
+        <w:t>k</w:t>
+      </w:r>
+      <w:r>
+        <w:t xml:space="preserve"> + 1/2) is diagonal in the occupation numbers; the invariant mass of the pair is then (ω₁ + ω₂)² − |k₁ + k₂|².</w:t>
       </w:r>
     </w:p>
     <w:p>
@@ -3167,7 +3967,34 @@
         <w:t xml:space="preserve"> </w:t>
       </w:r>
       <w:r>
-        <w:t>At t = 0, D(0, x − y) = ∫d³p/((2π)³2E_p) e^(ip·(x−y)) depends only on p through E_p = √(p² + m²), which depends only on |p|. The integral over directions of p is symmetric under x − y → y − x (equivalently p → −p), so D(0, x − y) = D(0, y − x). The commutator D(x − y) − D(y − x) therefore vanishes at equal times, although each term is nonzero.</w:t>
+        <w:t>At t = 0, D(0, x − y) = ∫d³p/((2π)³2E</w:t>
+      </w:r>
+      <w:r>
+        <w:rPr>
+          <w:vertAlign w:val="subscript"/>
+        </w:rPr>
+        <w:t>p</w:t>
+      </w:r>
+      <w:r>
+        <w:t>) e</w:t>
+      </w:r>
+      <w:r>
+        <w:rPr>
+          <w:vertAlign w:val="superscript"/>
+        </w:rPr>
+        <w:t>ip·(x−y)</w:t>
+      </w:r>
+      <w:r>
+        <w:t xml:space="preserve"> depends only on p through E</w:t>
+      </w:r>
+      <w:r>
+        <w:rPr>
+          <w:vertAlign w:val="subscript"/>
+        </w:rPr>
+        <w:t>p</w:t>
+      </w:r>
+      <w:r>
+        <w:t xml:space="preserve"> = √(p² + m²), which depends only on |p|. The integral over directions of p is symmetric under x − y → y − x (equivalently p → −p), so D(0, x − y) = D(0, y − x). The commutator D(x − y) − D(y − x) therefore vanishes at equal times, although each term is nonzero.</w:t>
       </w:r>
     </w:p>
     <w:p>
@@ -3181,7 +4008,34 @@
         <w:t xml:space="preserve"> </w:t>
       </w:r>
       <w:r>
-        <w:t>In natural units d³p has dimension 3 and 1/E_p has dimension −1, so D = ∫d³p/((2π)³2E_p)e^(−ip·x) has dimension 3 − 1 = 2, that of a mass squared. This agrees with the limit D → 1/(4π²r²), which has dimension 2.</w:t>
+        <w:t>In natural units d³p has dimension 3 and 1/E</w:t>
+      </w:r>
+      <w:r>
+        <w:rPr>
+          <w:vertAlign w:val="subscript"/>
+        </w:rPr>
+        <w:t>p</w:t>
+      </w:r>
+      <w:r>
+        <w:t xml:space="preserve"> has dimension −1, so D = ∫d³p/((2π)³2E</w:t>
+      </w:r>
+      <w:r>
+        <w:rPr>
+          <w:vertAlign w:val="subscript"/>
+        </w:rPr>
+        <w:t>p</w:t>
+      </w:r>
+      <w:r>
+        <w:t>)e</w:t>
+      </w:r>
+      <w:r>
+        <w:rPr>
+          <w:vertAlign w:val="superscript"/>
+        </w:rPr>
+        <w:t>−ip·x</w:t>
+      </w:r>
+      <w:r>
+        <w:t xml:space="preserve"> has dimension 3 − 1 = 2, that of a mass squared. This agrees with the limit D → 1/(4π²r²), which has dimension 2.</w:t>
       </w:r>
     </w:p>
     <w:p>
@@ -3223,7 +4077,52 @@
         <w:t xml:space="preserve"> </w:t>
       </w:r>
       <w:r>
-        <w:t>At equilibrium the number of upward transitions per unit time, N₁ × (absorption ∝ n̄), equals the number of downward transitions, N₂ × (emission ∝ n̄ + 1). So N₂/N₁ = n̄/(n̄ + 1). With n̄ = 1/(e^(ω/T) − 1), n̄ + 1 = e^(ω/T)/(e^(ω/T) − 1), and the ratio is 1/e^(ω/T) = e^(−ω/T), the Boltzmann factor. If emission were proportional to n̄ alone, with no spontaneous term, the balance N₂n̄ = N₁n̄ would give N₂ = N₁ for every temperature, which contradicts thermal equilibrium at any finite temperature, where the upper level must be less populated. Spontaneous emission is therefore required.</w:t>
+        <w:t>At equilibrium the number of upward transitions per unit time, N₁ × (absorption ∝ n̄), equals the number of downward transitions, N₂ × (emission ∝ n̄ + 1). So N₂/N₁ = n̄/(n̄ + 1). With n̄ = 1/(e</w:t>
+      </w:r>
+      <w:r>
+        <w:rPr>
+          <w:vertAlign w:val="superscript"/>
+        </w:rPr>
+        <w:t>ω/T</w:t>
+      </w:r>
+      <w:r>
+        <w:t xml:space="preserve"> − 1), n̄ + 1 = e</w:t>
+      </w:r>
+      <w:r>
+        <w:rPr>
+          <w:vertAlign w:val="superscript"/>
+        </w:rPr>
+        <w:t>ω/T</w:t>
+      </w:r>
+      <w:r>
+        <w:t>/(e</w:t>
+      </w:r>
+      <w:r>
+        <w:rPr>
+          <w:vertAlign w:val="superscript"/>
+        </w:rPr>
+        <w:t>ω/T</w:t>
+      </w:r>
+      <w:r>
+        <w:t xml:space="preserve"> − 1), and the ratio is 1/e</w:t>
+      </w:r>
+      <w:r>
+        <w:rPr>
+          <w:vertAlign w:val="superscript"/>
+        </w:rPr>
+        <w:t>ω/T</w:t>
+      </w:r>
+      <w:r>
+        <w:t xml:space="preserve"> = e</w:t>
+      </w:r>
+      <w:r>
+        <w:rPr>
+          <w:vertAlign w:val="superscript"/>
+        </w:rPr>
+        <w:t>−ω/T</w:t>
+      </w:r>
+      <w:r>
+        <w:t>, the Boltzmann factor. If emission were proportional to n̄ alone, with no spontaneous term, the balance N₂n̄ = N₁n̄ would give N₂ = N₁ for every temperature, which contradicts thermal equilibrium at any finite temperature, where the upper level must be less populated. Spontaneous emission is therefore required.</w:t>
       </w:r>
     </w:p>
     <w:p>
@@ -3231,71 +4130,12 @@
         <w:pStyle w:val="Heading2"/>
       </w:pPr>
       <w:r>
-        <w:t>Mastery checklist</w:t>
+        <w:t>Mastery check</w:t>
       </w:r>
     </w:p>
     <w:p>
-      <w:pPr>
-        <w:pStyle w:val="ListBullet"/>
-      </w:pPr>
       <w:r>
-        <w:t>I can estimate the distance below which a relativistic particle cannot be localized and explain why.</w:t>
-      </w:r>
-    </w:p>
-    <w:p>
-      <w:pPr>
-        <w:pStyle w:val="ListBullet"/>
-      </w:pPr>
-      <w:r>
-        <w:t>I can explain why processes that change particle number require a field description.</w:t>
-      </w:r>
-    </w:p>
-    <w:p>
-      <w:pPr>
-        <w:pStyle w:val="ListBullet"/>
-      </w:pPr>
-      <w:r>
-        <w:t>I can derive the enhancement factors n + 1 for emission and n for absorption from the ladder operators.</w:t>
-      </w:r>
-    </w:p>
-    <w:p>
-      <w:pPr>
-        <w:pStyle w:val="ListBullet"/>
-      </w:pPr>
-      <w:r>
-        <w:t>I can show that the emission and absorption factors reproduce the Boltzmann ratio in thermal equilibrium.</w:t>
-      </w:r>
-    </w:p>
-    <w:p>
-      <w:pPr>
-        <w:pStyle w:val="ListBullet"/>
-      </w:pPr>
-      <w:r>
-        <w:t>I can state the causality problem of the single-particle propagator and how antiparticles resolve it.</w:t>
-      </w:r>
-    </w:p>
-    <w:p>
-      <w:pPr>
-        <w:pStyle w:val="ListBullet"/>
-      </w:pPr>
-      <w:r>
-        <w:t>I can explain why identical particles are natural in a field theory.</w:t>
-      </w:r>
-    </w:p>
-    <w:p>
-      <w:pPr>
-        <w:pStyle w:val="ListBullet"/>
-      </w:pPr>
-      <w:r>
-        <w:t>I can list the four steps of canonical quantization and the oscillator-to-field dictionary.</w:t>
-      </w:r>
-    </w:p>
-    <w:p>
-      <w:pPr>
-        <w:pStyle w:val="ListBullet"/>
-      </w:pPr>
-      <w:r>
-        <w:t>I can distinguish the position label of a field from the position operator of quantum mechanics.</w:t>
+        <w:t>Before moving on, do the Core exercises without looking at the solutions and state this lesson's main result from memory. If both go smoothly, continue; if not, reread the sections the missed exercises cite.</w:t>
       </w:r>
     </w:p>
     <w:p>
@@ -3347,7 +4187,7 @@
         <w:color w:val="5A5A5A"/>
         <w:sz w:val="16"/>
       </w:rPr>
-      <w:t>QED Course   Lesson 32</w:t>
+      <w:t>A QED Course   Lesson 32</w:t>
     </w:r>
   </w:p>
 </w:hdr>
